--- a/离散数学/集合论与图论/集合论与图论（上）课后习题/第3讲测验_1737466138.docx
+++ b/离散数学/集合论与图论/集合论与图论（上）课后习题/第3讲测验_1737466138.docx
@@ -81,7 +81,6 @@
       <w:pPr>
         <w:spacing w:line="360" w:lineRule="auto"/>
         <w:rPr>
-          <w:rFonts w:hint="eastAsia"/>
           <w:lang w:eastAsia="zh-CN"/>
         </w:rPr>
       </w:pPr>
@@ -90,6 +89,44 @@
           <w:lang w:eastAsia="zh-CN"/>
         </w:rPr>
         <w:t>答案:B</w:t>
+      </w:r>
+    </w:p>
+    <w:p>
+      <w:pPr>
+        <w:spacing w:line="360" w:lineRule="auto"/>
+        <w:rPr>
+          <w:lang w:eastAsia="zh-CN"/>
+        </w:rPr>
+      </w:pPr>
+      <w:r>
+        <w:rPr>
+          <w:rFonts w:hint="eastAsia"/>
+          <w:lang w:eastAsia="zh-CN"/>
+        </w:rPr>
+        <w:t>47=（18+26+30）-（9+16+8）+（x）</w:t>
+      </w:r>
+    </w:p>
+    <w:p>
+      <w:pPr>
+        <w:spacing w:line="360" w:lineRule="auto"/>
+        <w:rPr>
+          <w:rFonts w:hint="eastAsia"/>
+          <w:lang w:eastAsia="zh-CN"/>
+        </w:rPr>
+      </w:pPr>
+      <w:r>
+        <w:rPr>
+          <w:rFonts w:hint="eastAsia"/>
+          <w:lang w:eastAsia="zh-CN"/>
+        </w:rPr>
+        <w:t>x</w:t>
+      </w:r>
+      <w:r>
+        <w:rPr>
+          <w:rFonts w:hint="eastAsia"/>
+          <w:lang w:eastAsia="zh-CN"/>
+        </w:rPr>
+        <w:t>= 6</w:t>
       </w:r>
     </w:p>
     <w:p>
@@ -171,7 +208,6 @@
       <w:pPr>
         <w:spacing w:line="360" w:lineRule="auto"/>
         <w:rPr>
-          <w:rFonts w:hint="eastAsia"/>
           <w:lang w:eastAsia="zh-CN"/>
         </w:rPr>
       </w:pPr>
@@ -186,6 +222,66 @@
       <w:pPr>
         <w:spacing w:line="360" w:lineRule="auto"/>
         <w:rPr>
+          <w:lang w:eastAsia="zh-CN"/>
+        </w:rPr>
+      </w:pPr>
+      <w:r>
+        <w:rPr>
+          <w:rFonts w:hint="eastAsia"/>
+          <w:lang w:eastAsia="zh-CN"/>
+        </w:rPr>
+        <w:t>47=（30+18+26）-(9+</w:t>
+      </w:r>
+      <w:r>
+        <w:rPr>
+          <w:rFonts w:hint="eastAsia"/>
+          <w:lang w:eastAsia="zh-CN"/>
+        </w:rPr>
+        <w:t>16+8</w:t>
+      </w:r>
+      <w:r>
+        <w:rPr>
+          <w:rFonts w:hint="eastAsia"/>
+          <w:lang w:eastAsia="zh-CN"/>
+        </w:rPr>
+        <w:t>)</w:t>
+      </w:r>
+      <w:r>
+        <w:rPr>
+          <w:rFonts w:hint="eastAsia"/>
+          <w:lang w:eastAsia="zh-CN"/>
+        </w:rPr>
+        <w:t>+(9-x)</w:t>
+      </w:r>
+    </w:p>
+    <w:p>
+      <w:pPr>
+        <w:spacing w:line="360" w:lineRule="auto"/>
+        <w:rPr>
+          <w:lang w:eastAsia="zh-CN"/>
+        </w:rPr>
+      </w:pPr>
+      <w:r>
+        <w:rPr>
+          <w:rFonts w:hint="eastAsia"/>
+          <w:lang w:eastAsia="zh-CN"/>
+        </w:rPr>
+        <w:t>x=3</w:t>
+      </w:r>
+    </w:p>
+    <w:p>
+      <w:pPr>
+        <w:spacing w:line="360" w:lineRule="auto"/>
+        <w:rPr>
+          <w:rFonts w:hint="eastAsia"/>
+          <w:lang w:eastAsia="zh-CN"/>
+        </w:rPr>
+      </w:pPr>
+    </w:p>
+    <w:p>
+      <w:pPr>
+        <w:spacing w:line="360" w:lineRule="auto"/>
+        <w:rPr>
           <w:rFonts w:hint="eastAsia"/>
           <w:lang w:eastAsia="zh-CN"/>
         </w:rPr>
@@ -194,6 +290,7 @@
         <w:rPr>
           <w:lang w:eastAsia="zh-CN"/>
         </w:rPr>
+        <w:lastRenderedPageBreak/>
         <w:t>3,由两个不同的非零数字构成的两位正整数有多少个？</w:t>
       </w:r>
     </w:p>
@@ -261,7 +358,6 @@
       <w:pPr>
         <w:spacing w:line="360" w:lineRule="auto"/>
         <w:rPr>
-          <w:rFonts w:hint="eastAsia"/>
           <w:lang w:eastAsia="zh-CN"/>
         </w:rPr>
       </w:pPr>
@@ -269,7 +365,6 @@
         <w:rPr>
           <w:lang w:eastAsia="zh-CN"/>
         </w:rPr>
-        <w:lastRenderedPageBreak/>
         <w:t>答案:D</w:t>
       </w:r>
     </w:p>
@@ -281,8 +376,19 @@
           <w:lang w:eastAsia="zh-CN"/>
         </w:rPr>
       </w:pPr>
+    </w:p>
+    <w:p>
+      <w:pPr>
+        <w:spacing w:line="360" w:lineRule="auto"/>
+        <w:rPr>
+          <w:rFonts w:hint="eastAsia"/>
+          <w:highlight w:val="yellow"/>
+          <w:lang w:eastAsia="zh-CN"/>
+        </w:rPr>
+      </w:pPr>
       <w:r>
         <w:rPr>
+          <w:highlight w:val="yellow"/>
           <w:lang w:eastAsia="zh-CN"/>
         </w:rPr>
         <w:t>4,</w:t>
@@ -290,6 +396,7 @@
       <w:r>
         <w:rPr>
           <w:rFonts w:hint="cs"/>
+          <w:highlight w:val="yellow"/>
           <w:lang w:eastAsia="zh-CN"/>
         </w:rPr>
         <w:t xml:space="preserve"> </w:t>
@@ -297,6 +404,7 @@
       <w:r>
         <w:rPr>
           <w:rFonts w:ascii="Times New Roman" w:hAnsi="Times New Roman" w:cs="Times New Roman"/>
+          <w:highlight w:val="yellow"/>
           <w:lang w:eastAsia="zh-CN"/>
         </w:rPr>
         <w:t>‎</w:t>
@@ -304,12 +412,14 @@
       <w:r>
         <w:rPr>
           <w:rFonts w:hint="eastAsia"/>
+          <w:highlight w:val="yellow"/>
           <w:lang w:eastAsia="zh-CN"/>
         </w:rPr>
         <w:t>有多少个四位数是奇数并且各个数字互不相同</w:t>
       </w:r>
       <w:r>
         <w:rPr>
+          <w:highlight w:val="yellow"/>
           <w:lang w:eastAsia="zh-CN"/>
         </w:rPr>
         <w:t>？</w:t>
@@ -320,15 +430,20 @@
         <w:spacing w:line="360" w:lineRule="auto"/>
         <w:rPr>
           <w:rFonts w:hint="eastAsia"/>
+          <w:highlight w:val="yellow"/>
           <w:lang w:eastAsia="zh-CN"/>
         </w:rPr>
       </w:pPr>
       <w:r>
+        <w:rPr>
+          <w:highlight w:val="yellow"/>
+        </w:rPr>
         <w:t>A,22</w:t>
       </w:r>
       <w:r>
         <w:rPr>
           <w:rFonts w:hint="eastAsia"/>
+          <w:highlight w:val="yellow"/>
           <w:lang w:eastAsia="zh-CN"/>
         </w:rPr>
         <w:t>40</w:t>
@@ -339,15 +454,20 @@
         <w:spacing w:line="360" w:lineRule="auto"/>
         <w:rPr>
           <w:rFonts w:hint="eastAsia"/>
+          <w:highlight w:val="yellow"/>
           <w:lang w:eastAsia="zh-CN"/>
         </w:rPr>
       </w:pPr>
       <w:r>
+        <w:rPr>
+          <w:highlight w:val="yellow"/>
+        </w:rPr>
         <w:t>B,22</w:t>
       </w:r>
       <w:r>
         <w:rPr>
           <w:rFonts w:hint="eastAsia"/>
+          <w:highlight w:val="yellow"/>
           <w:lang w:eastAsia="zh-CN"/>
         </w:rPr>
         <w:t>20</w:t>
@@ -358,15 +478,20 @@
         <w:spacing w:line="360" w:lineRule="auto"/>
         <w:rPr>
           <w:rFonts w:hint="eastAsia"/>
+          <w:highlight w:val="yellow"/>
           <w:lang w:eastAsia="zh-CN"/>
         </w:rPr>
       </w:pPr>
       <w:r>
+        <w:rPr>
+          <w:highlight w:val="yellow"/>
+        </w:rPr>
         <w:t>C,22</w:t>
       </w:r>
       <w:r>
         <w:rPr>
           <w:rFonts w:hint="eastAsia"/>
+          <w:highlight w:val="yellow"/>
           <w:lang w:eastAsia="zh-CN"/>
         </w:rPr>
         <w:t>10</w:t>
@@ -377,15 +502,20 @@
         <w:spacing w:line="360" w:lineRule="auto"/>
         <w:rPr>
           <w:rFonts w:hint="eastAsia"/>
+          <w:highlight w:val="yellow"/>
           <w:lang w:eastAsia="zh-CN"/>
         </w:rPr>
       </w:pPr>
       <w:r>
+        <w:rPr>
+          <w:highlight w:val="yellow"/>
+        </w:rPr>
         <w:t>D,22</w:t>
       </w:r>
       <w:r>
         <w:rPr>
           <w:rFonts w:hint="eastAsia"/>
+          <w:highlight w:val="yellow"/>
           <w:lang w:eastAsia="zh-CN"/>
         </w:rPr>
         <w:t>30</w:t>
@@ -395,15 +525,20 @@
       <w:pPr>
         <w:spacing w:line="360" w:lineRule="auto"/>
       </w:pPr>
+      <w:proofErr w:type="spellStart"/>
       <w:r>
+        <w:rPr>
+          <w:highlight w:val="yellow"/>
+        </w:rPr>
         <w:t>答案:A</w:t>
       </w:r>
+      <w:proofErr w:type="spellEnd"/>
     </w:p>
     <w:p>
       <w:pPr>
         <w:spacing w:line="360" w:lineRule="auto"/>
         <w:rPr>
-          <w:rFonts w:hint="eastAsia"/>
+          <w:lang w:eastAsia="zh-CN"/>
         </w:rPr>
       </w:pPr>
       <w:r>
@@ -443,6 +578,15 @@
           </wp:inline>
         </w:drawing>
       </w:r>
+    </w:p>
+    <w:p>
+      <w:pPr>
+        <w:spacing w:line="360" w:lineRule="auto"/>
+        <w:rPr>
+          <w:rFonts w:hint="eastAsia"/>
+          <w:lang w:eastAsia="zh-CN"/>
+        </w:rPr>
+      </w:pPr>
     </w:p>
     <w:p>
       <w:pPr>
@@ -604,9 +748,11 @@
           <w:rFonts w:hint="eastAsia"/>
         </w:rPr>
       </w:pPr>
+      <w:proofErr w:type="spellStart"/>
       <w:r>
         <w:t>A,错误</w:t>
       </w:r>
+      <w:proofErr w:type="spellEnd"/>
     </w:p>
     <w:p>
       <w:pPr>
@@ -622,13 +768,20 @@
     <w:p>
       <w:pPr>
         <w:spacing w:line="360" w:lineRule="auto"/>
+      </w:pPr>
+      <w:proofErr w:type="spellStart"/>
+      <w:r>
+        <w:t>答案:A</w:t>
+      </w:r>
+      <w:proofErr w:type="spellEnd"/>
+    </w:p>
+    <w:p>
+      <w:pPr>
+        <w:spacing w:line="360" w:lineRule="auto"/>
         <w:rPr>
           <w:rFonts w:hint="eastAsia"/>
         </w:rPr>
       </w:pPr>
-      <w:r>
-        <w:t>答案:A</w:t>
-      </w:r>
     </w:p>
     <w:p>
       <w:pPr>
